--- a/uploads/Mohanasundaram Devops.docx
+++ b/uploads/Mohanasundaram Devops.docx
@@ -1,6 +1,6 @@
 
 <file path=word/document.xml><?xml version="1.0" encoding="utf-8"?>
-<w:document xmlns:wpc="http://schemas.microsoft.com/office/word/2010/wordprocessingCanvas" xmlns:cx="http://schemas.microsoft.com/office/drawing/2014/chartex" xmlns:cx1="http://schemas.microsoft.com/office/drawing/2015/9/8/chartex" xmlns:cx2="http://schemas.microsoft.com/office/drawing/2015/10/21/chartex" xmlns:cx3="http://schemas.microsoft.com/office/drawing/2016/5/9/chartex" xmlns:cx4="http://schemas.microsoft.com/office/drawing/2016/5/10/chartex" xmlns:cx5="http://schemas.microsoft.com/office/drawing/2016/5/11/chartex" xmlns:cx6="http://schemas.microsoft.com/office/drawing/2016/5/12/chartex" xmlns:cx7="http://schemas.microsoft.com/office/drawing/2016/5/13/chartex" xmlns:cx8="http://schemas.microsoft.com/office/drawing/2016/5/14/chartex" xmlns:mc="http://schemas.openxmlformats.org/markup-compatibility/2006" xmlns:aink="http://schemas.microsoft.com/office/drawing/2016/ink" xmlns:am3d="http://schemas.microsoft.com/office/drawing/2017/model3d" xmlns:o="urn:schemas-microsoft-com:office:office" xmlns:r="http://schemas.openxmlformats.org/officeDocument/2006/relationships" xmlns:m="http://schemas.openxmlformats.org/officeDocument/2006/math" xmlns:v="urn:schemas-microsoft-com:vml" xmlns:wp14="http://schemas.microsoft.com/office/word/2010/wordprocessingDrawing" xmlns:wp="http://schemas.openxmlformats.org/drawingml/2006/wordprocessingDrawing" xmlns:w10="urn:schemas-microsoft-com:office:word" xmlns:w="http://schemas.openxmlformats.org/wordprocessingml/2006/main" xmlns:w14="http://schemas.microsoft.com/office/word/2010/wordml" xmlns:w15="http://schemas.microsoft.com/office/word/2012/wordml" xmlns:w16cex="http://schemas.microsoft.com/office/word/2018/wordml/cex" xmlns:w16cid="http://schemas.microsoft.com/office/word/2016/wordml/cid" xmlns:w16="http://schemas.microsoft.com/office/word/2018/wordml" xmlns:w16sdtdh="http://schemas.microsoft.com/office/word/2020/wordml/sdtdatahash" xmlns:w16se="http://schemas.microsoft.com/office/word/2015/wordml/symex" xmlns:wpg="http://schemas.microsoft.com/office/word/2010/wordprocessingGroup" xmlns:wpi="http://schemas.microsoft.com/office/word/2010/wordprocessingInk" xmlns:wne="http://schemas.microsoft.com/office/word/2006/wordml" xmlns:wps="http://schemas.microsoft.com/office/word/2010/wordprocessingShape" mc:Ignorable="w14 w15 w16se w16cid w16 w16cex w16sdtdh wp14">
+<w:document xmlns:wpc="http://schemas.microsoft.com/office/word/2010/wordprocessingCanvas" xmlns:cx="http://schemas.microsoft.com/office/drawing/2014/chartex" xmlns:cx1="http://schemas.microsoft.com/office/drawing/2015/9/8/chartex" xmlns:cx2="http://schemas.microsoft.com/office/drawing/2015/10/21/chartex" xmlns:cx3="http://schemas.microsoft.com/office/drawing/2016/5/9/chartex" xmlns:cx4="http://schemas.microsoft.com/office/drawing/2016/5/10/chartex" xmlns:cx5="http://schemas.microsoft.com/office/drawing/2016/5/11/chartex" xmlns:cx6="http://schemas.microsoft.com/office/drawing/2016/5/12/chartex" xmlns:cx7="http://schemas.microsoft.com/office/drawing/2016/5/13/chartex" xmlns:cx8="http://schemas.microsoft.com/office/drawing/2016/5/14/chartex" xmlns:mc="http://schemas.openxmlformats.org/markup-compatibility/2006" xmlns:aink="http://schemas.microsoft.com/office/drawing/2016/ink" xmlns:am3d="http://schemas.microsoft.com/office/drawing/2017/model3d" xmlns:o="urn:schemas-microsoft-com:office:office" xmlns:oel="http://schemas.microsoft.com/office/2019/extlst" xmlns:r="http://schemas.openxmlformats.org/officeDocument/2006/relationships" xmlns:m="http://schemas.openxmlformats.org/officeDocument/2006/math" xmlns:v="urn:schemas-microsoft-com:vml" xmlns:wp14="http://schemas.microsoft.com/office/word/2010/wordprocessingDrawing" xmlns:wp="http://schemas.openxmlformats.org/drawingml/2006/wordprocessingDrawing" xmlns:w10="urn:schemas-microsoft-com:office:word" xmlns:w="http://schemas.openxmlformats.org/wordprocessingml/2006/main" xmlns:w14="http://schemas.microsoft.com/office/word/2010/wordml" xmlns:w15="http://schemas.microsoft.com/office/word/2012/wordml" xmlns:w16cex="http://schemas.microsoft.com/office/word/2018/wordml/cex" xmlns:w16cid="http://schemas.microsoft.com/office/word/2016/wordml/cid" xmlns:w16="http://schemas.microsoft.com/office/word/2018/wordml" xmlns:w16du="http://schemas.microsoft.com/office/word/2023/wordml/word16du" xmlns:w16sdtdh="http://schemas.microsoft.com/office/word/2020/wordml/sdtdatahash" xmlns:w16sdtfl="http://schemas.microsoft.com/office/word/2024/wordml/sdtformatlock" xmlns:w16se="http://schemas.microsoft.com/office/word/2015/wordml/symex" xmlns:wpg="http://schemas.microsoft.com/office/word/2010/wordprocessingGroup" xmlns:wpi="http://schemas.microsoft.com/office/word/2010/wordprocessingInk" xmlns:wne="http://schemas.microsoft.com/office/word/2006/wordml" xmlns:wps="http://schemas.microsoft.com/office/word/2010/wordprocessingShape" mc:Ignorable="w14 w15 w16se w16cid w16 w16cex w16sdtdh w16sdtfl w16du wp14">
   <w:body>
     <w:p>
       <w:pPr>
@@ -119,6 +119,36 @@
                                 <w:ind w:left="0" w:right="0" w:firstLine="0"/>
                                 <w:jc w:val="left"/>
                               </w:pPr>
+                              <w:r>
+                                <w:t>Phone:</w:t>
+                              </w:r>
+                              <w:r>
+                                <w:rPr>
+                                  <w:spacing w:val="-6"/>
+                                </w:rPr>
+                                <w:t xml:space="preserve"> </w:t>
+                              </w:r>
+                              <w:r>
+                                <w:t>+1</w:t>
+                              </w:r>
+                              <w:r>
+                                <w:rPr>
+                                  <w:spacing w:val="-2"/>
+                                </w:rPr>
+                                <w:t xml:space="preserve"> </w:t>
+                              </w:r>
+                              <w:r>
+                                <w:t>(551)</w:t>
+                              </w:r>
+                              <w:r>
+                                <w:rPr>
+                                  <w:spacing w:val="-5"/>
+                                </w:rPr>
+                                <w:t xml:space="preserve"> </w:t>
+                              </w:r>
+                              <w:r>
+                                <w:t>359-9009</w:t>
+                              </w:r>
                               <w:r>
                                 <w:rPr>
                                   <w:spacing w:val="-6"/>
@@ -509,7 +539,7 @@
           </mc:Choice>
           <mc:Fallback>
             <w:pict>
-              <v:group w14:anchorId="2212D6FB" id="Group 8014" o:spid="_x0000_s1026" style="width:542.9pt;height:106.7pt;mso-position-horizontal-relative:char;mso-position-vertical-relative:line" coordsize="68945,13548" o:gfxdata="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">
+              <v:group w14:anchorId="2212D6FB" id="Group 8014" o:spid="_x0000_s1026" style="width:542.9pt;height:106.7pt;mso-position-horizontal-relative:char;mso-position-vertical-relative:line" coordsize="68945,13548" o:gfxdata="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">
                 <v:rect id="Rectangle 8" o:spid="_x0000_s1027" style="position:absolute;left:182;top:3400;width:28669;height:1896;visibility:visible;mso-wrap-style:square;v-text-anchor:top" o:gfxdata="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" filled="f" stroked="f">
                   <v:textbox inset="0,0,0,0">
                     <w:txbxContent>
@@ -565,6 +595,36 @@
                           <w:ind w:left="0" w:right="0" w:firstLine="0"/>
                           <w:jc w:val="left"/>
                         </w:pPr>
+                        <w:r>
+                          <w:t>Phone:</w:t>
+                        </w:r>
+                        <w:r>
+                          <w:rPr>
+                            <w:spacing w:val="-6"/>
+                          </w:rPr>
+                          <w:t xml:space="preserve"> </w:t>
+                        </w:r>
+                        <w:r>
+                          <w:t>+1</w:t>
+                        </w:r>
+                        <w:r>
+                          <w:rPr>
+                            <w:spacing w:val="-2"/>
+                          </w:rPr>
+                          <w:t xml:space="preserve"> </w:t>
+                        </w:r>
+                        <w:r>
+                          <w:t>(551)</w:t>
+                        </w:r>
+                        <w:r>
+                          <w:rPr>
+                            <w:spacing w:val="-5"/>
+                          </w:rPr>
+                          <w:t xml:space="preserve"> </w:t>
+                        </w:r>
+                        <w:r>
+                          <w:t>359-9009</w:t>
+                        </w:r>
                         <w:r>
                           <w:rPr>
                             <w:spacing w:val="-6"/>
@@ -1912,15 +1972,7 @@
               <w:jc w:val="left"/>
             </w:pPr>
             <w:r>
-              <w:t xml:space="preserve">Tools &amp; </w:t>
-            </w:r>
-            <w:proofErr w:type="spellStart"/>
-            <w:r>
-              <w:t>Pla</w:t>
-            </w:r>
-            <w:proofErr w:type="spellEnd"/>
-            <w:r>
-              <w:t xml:space="preserve"> </w:t>
+              <w:t xml:space="preserve">Tools &amp; Pla </w:t>
             </w:r>
             <w:proofErr w:type="spellStart"/>
             <w:r>
@@ -2207,8 +2259,13 @@
       </w:r>
       <w:r>
         <w:tab/>
-        <w:t xml:space="preserve">                                 Mar’2023 – Tilldate</w:t>
-      </w:r>
+        <w:t xml:space="preserve">                                 Mar’2023 – </w:t>
+      </w:r>
+      <w:proofErr w:type="spellStart"/>
+      <w:r>
+        <w:t>Tilldate</w:t>
+      </w:r>
+      <w:proofErr w:type="spellEnd"/>
       <w:r>
         <w:t xml:space="preserve"> </w:t>
       </w:r>
@@ -3034,22 +3091,33 @@
       </w:r>
       <w:proofErr w:type="gramEnd"/>
       <w:r>
-        <w:t xml:space="preserve"> Software Solutions Pvt Ltd, Chennai, India  </w:t>
+        <w:t xml:space="preserve"> Software Solutions Pvt Ltd, Chennai, </w:t>
+      </w:r>
+      <w:proofErr w:type="gramStart"/>
+      <w:r>
+        <w:t xml:space="preserve">India  </w:t>
       </w:r>
       <w:r>
         <w:tab/>
+      </w:r>
+      <w:proofErr w:type="gramEnd"/>
+      <w:r>
         <w:t xml:space="preserve"> </w:t>
       </w:r>
       <w:r>
         <w:tab/>
         <w:t xml:space="preserve"> </w:t>
       </w:r>
+      <w:proofErr w:type="gramStart"/>
       <w:r>
         <w:tab/>
         <w:t xml:space="preserve">  </w:t>
       </w:r>
       <w:r>
         <w:tab/>
+      </w:r>
+      <w:proofErr w:type="gramEnd"/>
+      <w:r>
         <w:t xml:space="preserve">Jun’2018 – Sept’2020 </w:t>
       </w:r>
     </w:p>
@@ -4085,7 +4153,7 @@
 </file>
 
 <file path=word/numbering.xml><?xml version="1.0" encoding="utf-8"?>
-<w:numbering xmlns:wpc="http://schemas.microsoft.com/office/word/2010/wordprocessingCanvas" xmlns:cx="http://schemas.microsoft.com/office/drawing/2014/chartex" xmlns:cx1="http://schemas.microsoft.com/office/drawing/2015/9/8/chartex" xmlns:cx2="http://schemas.microsoft.com/office/drawing/2015/10/21/chartex" xmlns:cx3="http://schemas.microsoft.com/office/drawing/2016/5/9/chartex" xmlns:cx4="http://schemas.microsoft.com/office/drawing/2016/5/10/chartex" xmlns:cx5="http://schemas.microsoft.com/office/drawing/2016/5/11/chartex" xmlns:cx6="http://schemas.microsoft.com/office/drawing/2016/5/12/chartex" xmlns:cx7="http://schemas.microsoft.com/office/drawing/2016/5/13/chartex" xmlns:cx8="http://schemas.microsoft.com/office/drawing/2016/5/14/chartex" xmlns:mc="http://schemas.openxmlformats.org/markup-compatibility/2006" xmlns:aink="http://schemas.microsoft.com/office/drawing/2016/ink" xmlns:am3d="http://schemas.microsoft.com/office/drawing/2017/model3d" xmlns:o="urn:schemas-microsoft-com:office:office" xmlns:r="http://schemas.openxmlformats.org/officeDocument/2006/relationships" xmlns:m="http://schemas.openxmlformats.org/officeDocument/2006/math" xmlns:v="urn:schemas-microsoft-com:vml" xmlns:wp14="http://schemas.microsoft.com/office/word/2010/wordprocessingDrawing" xmlns:wp="http://schemas.openxmlformats.org/drawingml/2006/wordprocessingDrawing" xmlns:w10="urn:schemas-microsoft-com:office:word" xmlns:w="http://schemas.openxmlformats.org/wordprocessingml/2006/main" xmlns:w14="http://schemas.microsoft.com/office/word/2010/wordml" xmlns:w15="http://schemas.microsoft.com/office/word/2012/wordml" xmlns:w16cex="http://schemas.microsoft.com/office/word/2018/wordml/cex" xmlns:w16cid="http://schemas.microsoft.com/office/word/2016/wordml/cid" xmlns:w16="http://schemas.microsoft.com/office/word/2018/wordml" xmlns:w16sdtdh="http://schemas.microsoft.com/office/word/2020/wordml/sdtdatahash" xmlns:w16se="http://schemas.microsoft.com/office/word/2015/wordml/symex" xmlns:wpg="http://schemas.microsoft.com/office/word/2010/wordprocessingGroup" xmlns:wpi="http://schemas.microsoft.com/office/word/2010/wordprocessingInk" xmlns:wne="http://schemas.microsoft.com/office/word/2006/wordml" xmlns:wps="http://schemas.microsoft.com/office/word/2010/wordprocessingShape" mc:Ignorable="w14 w15 w16se w16cid w16 w16cex w16sdtdh wp14">
+<w:numbering xmlns:wpc="http://schemas.microsoft.com/office/word/2010/wordprocessingCanvas" xmlns:cx="http://schemas.microsoft.com/office/drawing/2014/chartex" xmlns:cx1="http://schemas.microsoft.com/office/drawing/2015/9/8/chartex" xmlns:cx2="http://schemas.microsoft.com/office/drawing/2015/10/21/chartex" xmlns:cx3="http://schemas.microsoft.com/office/drawing/2016/5/9/chartex" xmlns:cx4="http://schemas.microsoft.com/office/drawing/2016/5/10/chartex" xmlns:cx5="http://schemas.microsoft.com/office/drawing/2016/5/11/chartex" xmlns:cx6="http://schemas.microsoft.com/office/drawing/2016/5/12/chartex" xmlns:cx7="http://schemas.microsoft.com/office/drawing/2016/5/13/chartex" xmlns:cx8="http://schemas.microsoft.com/office/drawing/2016/5/14/chartex" xmlns:mc="http://schemas.openxmlformats.org/markup-compatibility/2006" xmlns:aink="http://schemas.microsoft.com/office/drawing/2016/ink" xmlns:am3d="http://schemas.microsoft.com/office/drawing/2017/model3d" xmlns:o="urn:schemas-microsoft-com:office:office" xmlns:oel="http://schemas.microsoft.com/office/2019/extlst" xmlns:r="http://schemas.openxmlformats.org/officeDocument/2006/relationships" xmlns:m="http://schemas.openxmlformats.org/officeDocument/2006/math" xmlns:v="urn:schemas-microsoft-com:vml" xmlns:wp14="http://schemas.microsoft.com/office/word/2010/wordprocessingDrawing" xmlns:wp="http://schemas.openxmlformats.org/drawingml/2006/wordprocessingDrawing" xmlns:w10="urn:schemas-microsoft-com:office:word" xmlns:w="http://schemas.openxmlformats.org/wordprocessingml/2006/main" xmlns:w14="http://schemas.microsoft.com/office/word/2010/wordml" xmlns:w15="http://schemas.microsoft.com/office/word/2012/wordml" xmlns:w16cex="http://schemas.microsoft.com/office/word/2018/wordml/cex" xmlns:w16cid="http://schemas.microsoft.com/office/word/2016/wordml/cid" xmlns:w16="http://schemas.microsoft.com/office/word/2018/wordml" xmlns:w16du="http://schemas.microsoft.com/office/word/2023/wordml/word16du" xmlns:w16sdtdh="http://schemas.microsoft.com/office/word/2020/wordml/sdtdatahash" xmlns:w16sdtfl="http://schemas.microsoft.com/office/word/2024/wordml/sdtformatlock" xmlns:w16se="http://schemas.microsoft.com/office/word/2015/wordml/symex" xmlns:wpg="http://schemas.microsoft.com/office/word/2010/wordprocessingGroup" xmlns:wpi="http://schemas.microsoft.com/office/word/2010/wordprocessingInk" xmlns:wne="http://schemas.microsoft.com/office/word/2006/wordml" xmlns:wps="http://schemas.microsoft.com/office/word/2010/wordprocessingShape" mc:Ignorable="w14 w15 w16se w16cid w16 w16cex w16sdtdh w16sdtfl w16du wp14">
   <w:abstractNum w:abstractNumId="0" w15:restartNumberingAfterBreak="0">
     <w:nsid w:val="014A1387"/>
     <w:multiLevelType w:val="hybridMultilevel"/>
@@ -4298,14 +4366,14 @@
       </w:rPr>
     </w:lvl>
   </w:abstractNum>
-  <w:num w:numId="1">
+  <w:num w:numId="1" w16cid:durableId="1280408463">
     <w:abstractNumId w:val="0"/>
   </w:num>
 </w:numbering>
 </file>
 
 <file path=word/styles.xml><?xml version="1.0" encoding="utf-8"?>
-<w:styles xmlns:mc="http://schemas.openxmlformats.org/markup-compatibility/2006" xmlns:r="http://schemas.openxmlformats.org/officeDocument/2006/relationships" xmlns:w="http://schemas.openxmlformats.org/wordprocessingml/2006/main" xmlns:w14="http://schemas.microsoft.com/office/word/2010/wordml" xmlns:w15="http://schemas.microsoft.com/office/word/2012/wordml" xmlns:w16cex="http://schemas.microsoft.com/office/word/2018/wordml/cex" xmlns:w16cid="http://schemas.microsoft.com/office/word/2016/wordml/cid" xmlns:w16="http://schemas.microsoft.com/office/word/2018/wordml" xmlns:w16sdtdh="http://schemas.microsoft.com/office/word/2020/wordml/sdtdatahash" xmlns:w16se="http://schemas.microsoft.com/office/word/2015/wordml/symex" mc:Ignorable="w14 w15 w16se w16cid w16 w16cex w16sdtdh">
+<w:styles xmlns:mc="http://schemas.openxmlformats.org/markup-compatibility/2006" xmlns:r="http://schemas.openxmlformats.org/officeDocument/2006/relationships" xmlns:w="http://schemas.openxmlformats.org/wordprocessingml/2006/main" xmlns:w14="http://schemas.microsoft.com/office/word/2010/wordml" xmlns:w15="http://schemas.microsoft.com/office/word/2012/wordml" xmlns:w16cex="http://schemas.microsoft.com/office/word/2018/wordml/cex" xmlns:w16cid="http://schemas.microsoft.com/office/word/2016/wordml/cid" xmlns:w16="http://schemas.microsoft.com/office/word/2018/wordml" xmlns:w16du="http://schemas.microsoft.com/office/word/2023/wordml/word16du" xmlns:w16sdtdh="http://schemas.microsoft.com/office/word/2020/wordml/sdtdatahash" xmlns:w16sdtfl="http://schemas.microsoft.com/office/word/2024/wordml/sdtformatlock" xmlns:w16se="http://schemas.microsoft.com/office/word/2015/wordml/symex" mc:Ignorable="w14 w15 w16se w16cid w16 w16cex w16sdtdh w16sdtfl w16du">
   <w:docDefaults>
     <w:rPrDefault>
       <w:rPr>
